--- a/system design/LLD/fundamentals/oop&DesignPrinciple.docx
+++ b/system design/LLD/fundamentals/oop&DesignPrinciple.docx
@@ -208,6 +208,204 @@
         <w:spacing w:after="0"/>
       </w:pPr>
       <w:r>
+        <w:t xml:space="preserve">  </w:t>
+      </w:r>
+      <w:r>
+        <w:t>Encapsulation = "Hide internal details and control how the outside world interacts with something."</w:t>
+      </w:r>
+    </w:p>
+    <w:p>
+      <w:pPr>
+        <w:spacing w:after="0"/>
+        <w:rPr>
+          <w:rFonts w:ascii="Consolas" w:hAnsi="Consolas"/>
+          <w:sz w:val="16"/>
+          <w:szCs w:val="16"/>
+        </w:rPr>
+      </w:pPr>
+      <w:r>
+        <w:rPr>
+          <w:rFonts w:ascii="Consolas" w:hAnsi="Consolas"/>
+          <w:sz w:val="16"/>
+          <w:szCs w:val="16"/>
+        </w:rPr>
+        <w:t>Encapsulation of DATA</w:t>
+      </w:r>
+    </w:p>
+    <w:p>
+      <w:pPr>
+        <w:spacing w:after="0"/>
+        <w:rPr>
+          <w:rFonts w:ascii="Consolas" w:hAnsi="Consolas"/>
+          <w:sz w:val="16"/>
+          <w:szCs w:val="16"/>
+        </w:rPr>
+      </w:pPr>
+      <w:r>
+        <w:rPr>
+          <w:rFonts w:ascii="Consolas" w:hAnsi="Consolas"/>
+          <w:sz w:val="16"/>
+          <w:szCs w:val="16"/>
+        </w:rPr>
+        <w:t xml:space="preserve">        ↓</w:t>
+      </w:r>
+    </w:p>
+    <w:p>
+      <w:pPr>
+        <w:spacing w:after="0"/>
+        <w:rPr>
+          <w:rFonts w:ascii="Consolas" w:hAnsi="Consolas"/>
+          <w:sz w:val="16"/>
+          <w:szCs w:val="16"/>
+        </w:rPr>
+      </w:pPr>
+      <w:r>
+        <w:rPr>
+          <w:rFonts w:ascii="Consolas" w:hAnsi="Consolas"/>
+          <w:sz w:val="16"/>
+          <w:szCs w:val="16"/>
+        </w:rPr>
+        <w:t>private fields + controlled operations</w:t>
+      </w:r>
+    </w:p>
+    <w:p>
+      <w:pPr>
+        <w:spacing w:after="0"/>
+        <w:rPr>
+          <w:rFonts w:ascii="Consolas" w:hAnsi="Consolas"/>
+          <w:sz w:val="16"/>
+          <w:szCs w:val="16"/>
+        </w:rPr>
+      </w:pPr>
+    </w:p>
+    <w:p>
+      <w:pPr>
+        <w:spacing w:after="0"/>
+        <w:rPr>
+          <w:rFonts w:ascii="Consolas" w:hAnsi="Consolas"/>
+          <w:sz w:val="16"/>
+          <w:szCs w:val="16"/>
+        </w:rPr>
+      </w:pPr>
+      <w:r>
+        <w:rPr>
+          <w:rFonts w:ascii="Consolas" w:hAnsi="Consolas"/>
+          <w:sz w:val="16"/>
+          <w:szCs w:val="16"/>
+        </w:rPr>
+        <w:t>Encapsulation of CREATION</w:t>
+      </w:r>
+    </w:p>
+    <w:p>
+      <w:pPr>
+        <w:spacing w:after="0"/>
+        <w:rPr>
+          <w:rFonts w:ascii="Consolas" w:hAnsi="Consolas"/>
+          <w:sz w:val="16"/>
+          <w:szCs w:val="16"/>
+        </w:rPr>
+      </w:pPr>
+      <w:r>
+        <w:rPr>
+          <w:rFonts w:ascii="Consolas" w:hAnsi="Consolas"/>
+          <w:sz w:val="16"/>
+          <w:szCs w:val="16"/>
+        </w:rPr>
+        <w:t xml:space="preserve">        ↓</w:t>
+      </w:r>
+    </w:p>
+    <w:p>
+      <w:pPr>
+        <w:spacing w:after="0"/>
+        <w:rPr>
+          <w:rFonts w:ascii="Consolas" w:hAnsi="Consolas"/>
+          <w:sz w:val="16"/>
+          <w:szCs w:val="16"/>
+        </w:rPr>
+      </w:pPr>
+      <w:r>
+        <w:rPr>
+          <w:rFonts w:ascii="Consolas" w:hAnsi="Consolas"/>
+          <w:sz w:val="16"/>
+          <w:szCs w:val="16"/>
+        </w:rPr>
+        <w:t>Factory hides object construction</w:t>
+      </w:r>
+    </w:p>
+    <w:p>
+      <w:pPr>
+        <w:spacing w:after="0"/>
+        <w:rPr>
+          <w:rFonts w:ascii="Consolas" w:hAnsi="Consolas"/>
+          <w:sz w:val="16"/>
+          <w:szCs w:val="16"/>
+        </w:rPr>
+      </w:pPr>
+    </w:p>
+    <w:p>
+      <w:pPr>
+        <w:spacing w:after="0"/>
+        <w:rPr>
+          <w:rFonts w:ascii="Consolas" w:hAnsi="Consolas"/>
+          <w:sz w:val="16"/>
+          <w:szCs w:val="16"/>
+        </w:rPr>
+      </w:pPr>
+      <w:r>
+        <w:rPr>
+          <w:rFonts w:ascii="Consolas" w:hAnsi="Consolas"/>
+          <w:sz w:val="16"/>
+          <w:szCs w:val="16"/>
+        </w:rPr>
+        <w:t>Encapsulation of COMPLEXITY</w:t>
+      </w:r>
+    </w:p>
+    <w:p>
+      <w:pPr>
+        <w:spacing w:after="0"/>
+        <w:rPr>
+          <w:rFonts w:ascii="Consolas" w:hAnsi="Consolas"/>
+          <w:sz w:val="16"/>
+          <w:szCs w:val="16"/>
+        </w:rPr>
+      </w:pPr>
+      <w:r>
+        <w:rPr>
+          <w:rFonts w:ascii="Consolas" w:hAnsi="Consolas"/>
+          <w:sz w:val="16"/>
+          <w:szCs w:val="16"/>
+        </w:rPr>
+        <w:t xml:space="preserve">        ↓</w:t>
+      </w:r>
+    </w:p>
+    <w:p>
+      <w:pPr>
+        <w:spacing w:after="0"/>
+        <w:rPr>
+          <w:rFonts w:ascii="Consolas" w:hAnsi="Consolas"/>
+          <w:sz w:val="16"/>
+          <w:szCs w:val="16"/>
+        </w:rPr>
+      </w:pPr>
+      <w:r>
+        <w:rPr>
+          <w:rFonts w:ascii="Consolas" w:hAnsi="Consolas"/>
+          <w:sz w:val="16"/>
+          <w:szCs w:val="16"/>
+        </w:rPr>
+        <w:t>Facade hides subsystem complexity</w:t>
+      </w:r>
+    </w:p>
+    <w:p>
+      <w:pPr>
+        <w:spacing w:after="0"/>
+      </w:pPr>
+    </w:p>
+    <w:p>
+      <w:pPr>
+        <w:spacing w:after="0"/>
+      </w:pPr>
+      <w:r>
         <w:rPr>
           <w:rFonts w:ascii="Segoe UI Emoji" w:hAnsi="Segoe UI Emoji" w:cs="Segoe UI Emoji"/>
         </w:rPr>
@@ -704,7 +902,6 @@
         <w:spacing w:after="0"/>
       </w:pPr>
       <w:r>
-        <w:lastRenderedPageBreak/>
         <w:t xml:space="preserve">        </w:t>
       </w:r>
       <w:proofErr w:type="spellStart"/>
@@ -1334,6 +1531,7 @@
         <w:spacing w:after="0"/>
       </w:pPr>
       <w:r>
+        <w:lastRenderedPageBreak/>
         <w:t>    }</w:t>
       </w:r>
     </w:p>
@@ -1658,22 +1856,15 @@
           <w:b/>
           <w:bCs/>
         </w:rPr>
-        <w:t>S</w:t>
-      </w:r>
+        <w:t xml:space="preserve">Single </w:t>
+      </w:r>
+      <w:proofErr w:type="spellStart"/>
       <w:r>
         <w:rPr>
           <w:b/>
           <w:bCs/>
         </w:rPr>
-        <w:t>ingle r</w:t>
-      </w:r>
-      <w:proofErr w:type="spellStart"/>
-      <w:r>
-        <w:rPr>
-          <w:b/>
-          <w:bCs/>
-        </w:rPr>
-        <w:t>esponsibiltty</w:t>
+        <w:t>responsibiltty</w:t>
       </w:r>
       <w:proofErr w:type="spellEnd"/>
     </w:p>
@@ -2175,6 +2366,7 @@
           <w:b/>
           <w:bCs/>
         </w:rPr>
+        <w:lastRenderedPageBreak/>
         <w:t xml:space="preserve"> </w:t>
       </w:r>
       <w:proofErr w:type="spellStart"/>
@@ -2320,7 +2512,6 @@
         <w:spacing w:after="0"/>
       </w:pPr>
       <w:r>
-        <w:lastRenderedPageBreak/>
         <w:t>}</w:t>
       </w:r>
     </w:p>
@@ -2991,7 +3182,6 @@
         <w:spacing w:after="0"/>
       </w:pPr>
       <w:r>
-        <w:lastRenderedPageBreak/>
         <w:t xml:space="preserve">    void </w:t>
       </w:r>
       <w:proofErr w:type="gramStart"/>
@@ -3291,52 +3481,45 @@
           <w:b/>
           <w:bCs/>
         </w:rPr>
-        <w:t>D</w:t>
-      </w:r>
+        <w:t xml:space="preserve">Dependency inversion </w:t>
+      </w:r>
+      <w:proofErr w:type="gramStart"/>
       <w:r>
         <w:rPr>
           <w:b/>
           <w:bCs/>
         </w:rPr>
-        <w:t xml:space="preserve">ependency inversion </w:t>
-      </w:r>
-      <w:proofErr w:type="gramStart"/>
+        <w:t>principle</w:t>
+      </w:r>
+      <w:proofErr w:type="gramEnd"/>
       <w:r>
         <w:rPr>
           <w:b/>
           <w:bCs/>
         </w:rPr>
-        <w:t>principle</w:t>
-      </w:r>
-      <w:proofErr w:type="gramEnd"/>
+        <w:t xml:space="preserve"> </w:t>
+      </w:r>
+      <w:proofErr w:type="gramStart"/>
       <w:r>
         <w:rPr>
           <w:b/>
           <w:bCs/>
         </w:rPr>
-        <w:t xml:space="preserve"> </w:t>
-      </w:r>
-      <w:proofErr w:type="gramStart"/>
+        <w:t>dip</w:t>
+      </w:r>
       <w:r>
         <w:rPr>
           <w:b/>
           <w:bCs/>
         </w:rPr>
-        <w:t>dip</w:t>
-      </w:r>
+        <w:t xml:space="preserve"> :</w:t>
+      </w:r>
+      <w:proofErr w:type="gramEnd"/>
       <w:r>
         <w:rPr>
           <w:b/>
           <w:bCs/>
         </w:rPr>
-        <w:t xml:space="preserve"> :</w:t>
-      </w:r>
-      <w:proofErr w:type="gramEnd"/>
-      <w:r>
-        <w:rPr>
-          <w:b/>
-          <w:bCs/>
-        </w:rPr>
         <w:t xml:space="preserve"> </w:t>
       </w:r>
       <w:r>
@@ -3682,6 +3865,7 @@
         <w:spacing w:after="0"/>
       </w:pPr>
       <w:r>
+        <w:lastRenderedPageBreak/>
         <w:t xml:space="preserve">class </w:t>
       </w:r>
       <w:proofErr w:type="spellStart"/>
@@ -3813,7 +3997,6 @@
         <w:spacing w:after="0"/>
       </w:pPr>
       <w:r>
-        <w:lastRenderedPageBreak/>
         <w:t>    }</w:t>
       </w:r>
     </w:p>
